--- a/files/manivasagan MADHAPPAN.docx
+++ b/files/manivasagan MADHAPPAN.docx
@@ -300,14 +300,7 @@
           <w:rFonts w:eastAsia="Times New Roman" w:cstheme="minorHAnsi"/>
           <w:szCs w:val="24"/>
         </w:rPr>
-        <w:t>6</w:t>
-      </w:r>
-      <w:r>
-        <w:rPr>
-          <w:rFonts w:eastAsia="Times New Roman" w:cstheme="minorHAnsi"/>
-          <w:szCs w:val="24"/>
-        </w:rPr>
-        <w:t xml:space="preserve">months </w:t>
+        <w:t xml:space="preserve">8 </w:t>
       </w:r>
       <w:r>
         <w:rPr>
@@ -598,7 +591,13 @@
         <w:rPr>
           <w:rFonts w:asciiTheme="minorHAnsi" w:hAnsiTheme="minorHAnsi" w:cstheme="minorHAnsi"/>
         </w:rPr>
-        <w:t>Setup/</w:t>
+        <w:t>Setup</w:t>
+      </w:r>
+      <w:r>
+        <w:rPr>
+          <w:rFonts w:asciiTheme="minorHAnsi" w:hAnsiTheme="minorHAnsi" w:cstheme="minorHAnsi"/>
+        </w:rPr>
+        <w:t xml:space="preserve"> and </w:t>
       </w:r>
       <w:r>
         <w:rPr>
@@ -630,7 +629,33 @@
         <w:rPr>
           <w:rFonts w:asciiTheme="minorHAnsi" w:hAnsiTheme="minorHAnsi" w:cstheme="minorHAnsi"/>
         </w:rPr>
-        <w:t>Implemented Elastic IP configuration across 60+ EC2 instances and optimized Security Groups, significantly reducing firewall-related issues and improving network security, resulting in a 30% decrease in downtime.</w:t>
+        <w:t xml:space="preserve">Creating/Managing </w:t>
+      </w:r>
+      <w:r>
+        <w:rPr>
+          <w:rFonts w:asciiTheme="minorHAnsi" w:hAnsiTheme="minorHAnsi" w:cstheme="minorHAnsi"/>
+          <w:b/>
+          <w:bCs/>
+        </w:rPr>
+        <w:t>DNS</w:t>
+      </w:r>
+      <w:r>
+        <w:rPr>
+          <w:rFonts w:asciiTheme="minorHAnsi" w:hAnsiTheme="minorHAnsi" w:cstheme="minorHAnsi"/>
+        </w:rPr>
+        <w:t xml:space="preserve"> records on Amazon Route 53 and </w:t>
+      </w:r>
+      <w:r>
+        <w:rPr>
+          <w:rFonts w:asciiTheme="minorHAnsi" w:hAnsiTheme="minorHAnsi" w:cstheme="minorHAnsi"/>
+        </w:rPr>
+        <w:t xml:space="preserve">the </w:t>
+      </w:r>
+      <w:r>
+        <w:rPr>
+          <w:rFonts w:asciiTheme="minorHAnsi" w:hAnsiTheme="minorHAnsi" w:cstheme="minorHAnsi"/>
+        </w:rPr>
+        <w:t>go-daddy panel.</w:t>
       </w:r>
     </w:p>
     <w:p>
@@ -650,33 +675,7 @@
         <w:rPr>
           <w:rFonts w:asciiTheme="minorHAnsi" w:hAnsiTheme="minorHAnsi" w:cstheme="minorHAnsi"/>
         </w:rPr>
-        <w:t xml:space="preserve">Creating/Managing </w:t>
-      </w:r>
-      <w:r>
-        <w:rPr>
-          <w:rFonts w:asciiTheme="minorHAnsi" w:hAnsiTheme="minorHAnsi" w:cstheme="minorHAnsi"/>
-          <w:b/>
-          <w:bCs/>
-        </w:rPr>
-        <w:t>DNS</w:t>
-      </w:r>
-      <w:r>
-        <w:rPr>
-          <w:rFonts w:asciiTheme="minorHAnsi" w:hAnsiTheme="minorHAnsi" w:cstheme="minorHAnsi"/>
-        </w:rPr>
-        <w:t xml:space="preserve"> records on Amazon Route 53 and </w:t>
-      </w:r>
-      <w:r>
-        <w:rPr>
-          <w:rFonts w:asciiTheme="minorHAnsi" w:hAnsiTheme="minorHAnsi" w:cstheme="minorHAnsi"/>
-        </w:rPr>
-        <w:t xml:space="preserve">the </w:t>
-      </w:r>
-      <w:r>
-        <w:rPr>
-          <w:rFonts w:asciiTheme="minorHAnsi" w:hAnsiTheme="minorHAnsi" w:cstheme="minorHAnsi"/>
-        </w:rPr>
-        <w:t>go-daddy panel.</w:t>
+        <w:t>Managing the services within AWS and global IT infrastructure.</w:t>
       </w:r>
     </w:p>
     <w:p>
@@ -696,7 +695,31 @@
         <w:rPr>
           <w:rFonts w:asciiTheme="minorHAnsi" w:hAnsiTheme="minorHAnsi" w:cstheme="minorHAnsi"/>
         </w:rPr>
-        <w:t>Managing the services within AWS and global IT infrastructure.</w:t>
+        <w:t>Manage and configure AWS services as per the business needs (</w:t>
+      </w:r>
+      <w:r>
+        <w:rPr>
+          <w:rFonts w:asciiTheme="minorHAnsi" w:hAnsiTheme="minorHAnsi" w:cstheme="minorHAnsi"/>
+          <w:b/>
+          <w:bCs/>
+        </w:rPr>
+        <w:t>ELB, Route53, S3, CloudWatch, IAM, VPC</w:t>
+      </w:r>
+      <w:r>
+        <w:rPr>
+          <w:rFonts w:asciiTheme="minorHAnsi" w:hAnsiTheme="minorHAnsi" w:cstheme="minorHAnsi"/>
+          <w:b/>
+          <w:bCs/>
+        </w:rPr>
+        <w:t>, Cloud formation</w:t>
+      </w:r>
+      <w:r>
+        <w:rPr>
+          <w:rFonts w:asciiTheme="minorHAnsi" w:hAnsiTheme="minorHAnsi" w:cstheme="minorHAnsi"/>
+          <w:b/>
+          <w:bCs/>
+        </w:rPr>
+        <w:t>)</w:t>
       </w:r>
     </w:p>
     <w:p>
@@ -716,31 +739,19 @@
         <w:rPr>
           <w:rFonts w:asciiTheme="minorHAnsi" w:hAnsiTheme="minorHAnsi" w:cstheme="minorHAnsi"/>
         </w:rPr>
-        <w:t>Manage and configure AWS services as per the business needs (</w:t>
-      </w:r>
-      <w:r>
-        <w:rPr>
-          <w:rFonts w:asciiTheme="minorHAnsi" w:hAnsiTheme="minorHAnsi" w:cstheme="minorHAnsi"/>
-          <w:b/>
-          <w:bCs/>
-        </w:rPr>
-        <w:t>ELB, Route53, S3, CloudWatch, IAM, VPC</w:t>
-      </w:r>
-      <w:r>
-        <w:rPr>
-          <w:rFonts w:asciiTheme="minorHAnsi" w:hAnsiTheme="minorHAnsi" w:cstheme="minorHAnsi"/>
-          <w:b/>
-          <w:bCs/>
-        </w:rPr>
-        <w:t>, Cloud formation</w:t>
-      </w:r>
-      <w:r>
-        <w:rPr>
-          <w:rFonts w:asciiTheme="minorHAnsi" w:hAnsiTheme="minorHAnsi" w:cstheme="minorHAnsi"/>
-          <w:b/>
-          <w:bCs/>
-        </w:rPr>
-        <w:t>)</w:t>
+        <w:t>Handling L1 and L2 level issues, involved in client calls, done several deployments, Client handling</w:t>
+      </w:r>
+      <w:r>
+        <w:rPr>
+          <w:rFonts w:asciiTheme="minorHAnsi" w:hAnsiTheme="minorHAnsi" w:cstheme="minorHAnsi"/>
+        </w:rPr>
+        <w:t>,</w:t>
+      </w:r>
+      <w:r>
+        <w:rPr>
+          <w:rFonts w:asciiTheme="minorHAnsi" w:hAnsiTheme="minorHAnsi" w:cstheme="minorHAnsi"/>
+        </w:rPr>
+        <w:t xml:space="preserve"> and resolving tickets.</w:t>
       </w:r>
     </w:p>
     <w:p>
@@ -760,19 +771,19 @@
         <w:rPr>
           <w:rFonts w:asciiTheme="minorHAnsi" w:hAnsiTheme="minorHAnsi" w:cstheme="minorHAnsi"/>
         </w:rPr>
-        <w:t>Handling L1 and L2 level issues, involved in client calls, done several deployments, Client handling</w:t>
-      </w:r>
-      <w:r>
-        <w:rPr>
-          <w:rFonts w:asciiTheme="minorHAnsi" w:hAnsiTheme="minorHAnsi" w:cstheme="minorHAnsi"/>
-        </w:rPr>
-        <w:t>,</w:t>
-      </w:r>
-      <w:r>
-        <w:rPr>
-          <w:rFonts w:asciiTheme="minorHAnsi" w:hAnsiTheme="minorHAnsi" w:cstheme="minorHAnsi"/>
-        </w:rPr>
-        <w:t xml:space="preserve"> and resolving tickets.</w:t>
+        <w:t xml:space="preserve">Implemented continuous delivery pipeline involving Jenkins, </w:t>
+      </w:r>
+      <w:r>
+        <w:rPr>
+          <w:rFonts w:asciiTheme="minorHAnsi" w:hAnsiTheme="minorHAnsi" w:cstheme="minorHAnsi"/>
+        </w:rPr>
+        <w:t xml:space="preserve">and </w:t>
+      </w:r>
+      <w:r>
+        <w:rPr>
+          <w:rFonts w:asciiTheme="minorHAnsi" w:hAnsiTheme="minorHAnsi" w:cstheme="minorHAnsi"/>
+        </w:rPr>
+        <w:t>Ansible to complete the automation from commit to deployment.</w:t>
       </w:r>
     </w:p>
     <w:p>
@@ -792,39 +803,31 @@
         <w:rPr>
           <w:rFonts w:asciiTheme="minorHAnsi" w:hAnsiTheme="minorHAnsi" w:cstheme="minorHAnsi"/>
         </w:rPr>
-        <w:t xml:space="preserve">Implemented continuous delivery pipeline involving Jenkins, </w:t>
-      </w:r>
-      <w:r>
-        <w:rPr>
-          <w:rFonts w:asciiTheme="minorHAnsi" w:hAnsiTheme="minorHAnsi" w:cstheme="minorHAnsi"/>
-        </w:rPr>
-        <w:t xml:space="preserve">and </w:t>
-      </w:r>
-      <w:r>
-        <w:rPr>
-          <w:rFonts w:asciiTheme="minorHAnsi" w:hAnsiTheme="minorHAnsi" w:cstheme="minorHAnsi"/>
-        </w:rPr>
-        <w:t>Ansible to complete the automation from commit to deployment.</w:t>
-      </w:r>
-    </w:p>
-    <w:p>
-      <w:pPr>
-        <w:pStyle w:val="NormalWeb"/>
-        <w:numPr>
-          <w:ilvl w:val="0"/>
-          <w:numId w:val="20"/>
-        </w:numPr>
-        <w:shd w:val="clear" w:color="auto" w:fill="FFFFFF"/>
-        <w:spacing w:before="0" w:beforeAutospacing="0" w:after="0" w:afterAutospacing="0"/>
-        <w:rPr>
-          <w:rFonts w:asciiTheme="minorHAnsi" w:hAnsiTheme="minorHAnsi" w:cstheme="minorHAnsi"/>
-        </w:rPr>
-      </w:pPr>
-      <w:r>
-        <w:rPr>
-          <w:rFonts w:asciiTheme="minorHAnsi" w:hAnsiTheme="minorHAnsi" w:cstheme="minorHAnsi"/>
-        </w:rPr>
-        <w:t>Hands-on working experience on Web Server (Apache), Application Servers (Tomcat), DB Server (M</w:t>
+        <w:t>Hands-on working experience on Web Server (Apache</w:t>
+      </w:r>
+      <w:r>
+        <w:rPr>
+          <w:rFonts w:asciiTheme="minorHAnsi" w:hAnsiTheme="minorHAnsi" w:cstheme="minorHAnsi"/>
+        </w:rPr>
+        <w:t>,</w:t>
+      </w:r>
+      <w:r>
+        <w:rPr>
+          <w:rFonts w:asciiTheme="minorHAnsi" w:hAnsiTheme="minorHAnsi" w:cstheme="minorHAnsi"/>
+        </w:rPr>
+        <w:t xml:space="preserve"> </w:t>
+      </w:r>
+      <w:r>
+        <w:rPr>
+          <w:rFonts w:asciiTheme="minorHAnsi" w:hAnsiTheme="minorHAnsi" w:cstheme="minorHAnsi"/>
+        </w:rPr>
+        <w:t>IIS</w:t>
+      </w:r>
+      <w:r>
+        <w:rPr>
+          <w:rFonts w:asciiTheme="minorHAnsi" w:hAnsiTheme="minorHAnsi" w:cstheme="minorHAnsi"/>
+        </w:rPr>
+        <w:t>), Application Servers (Tomcat), DB Server (M</w:t>
       </w:r>
       <w:r>
         <w:rPr>
@@ -948,32 +951,6 @@
         </w:rPr>
         <w:t>.</w:t>
       </w:r>
-    </w:p>
-    <w:p>
-      <w:pPr>
-        <w:pStyle w:val="NormalWeb"/>
-        <w:numPr>
-          <w:ilvl w:val="0"/>
-          <w:numId w:val="20"/>
-        </w:numPr>
-        <w:shd w:val="clear" w:color="auto" w:fill="FFFFFF"/>
-        <w:spacing w:before="0" w:beforeAutospacing="0" w:after="0" w:afterAutospacing="0"/>
-        <w:rPr>
-          <w:rFonts w:asciiTheme="minorHAnsi" w:hAnsiTheme="minorHAnsi" w:cstheme="minorHAnsi"/>
-        </w:rPr>
-      </w:pPr>
-      <w:r>
-        <w:rPr>
-          <w:rFonts w:asciiTheme="minorHAnsi" w:hAnsiTheme="minorHAnsi" w:cstheme="minorHAnsi"/>
-        </w:rPr>
-        <w:t>Documented the entire installation process for various tools and provided on-call support.</w:t>
-      </w:r>
-    </w:p>
-    <w:p>
-      <w:pPr>
-        <w:pStyle w:val="ListParagraph"/>
-        <w:ind w:left="360"/>
-      </w:pPr>
     </w:p>
     <w:p>
       <w:pPr>
@@ -983,16 +960,16 @@
           <w:numId w:val="22"/>
         </w:numPr>
         <w:shd w:val="clear" w:color="auto" w:fill="FFFFFF"/>
-        <w:rPr>
-          <w:rFonts w:asciiTheme="minorHAnsi" w:hAnsiTheme="minorHAnsi" w:cstheme="minorHAnsi"/>
-        </w:rPr>
-      </w:pPr>
-      <w:r>
-        <w:rPr>
-          <w:rFonts w:asciiTheme="minorHAnsi" w:hAnsiTheme="minorHAnsi" w:cstheme="minorHAnsi"/>
-        </w:rPr>
-        <w:lastRenderedPageBreak/>
-        <w:t>Created S3 buckets and configured them with lifecycle policies to archive the infrequently accessed data to storage classes based on environment.</w:t>
+        <w:spacing w:before="0" w:beforeAutospacing="0" w:after="0" w:afterAutospacing="0"/>
+        <w:rPr>
+          <w:rFonts w:asciiTheme="minorHAnsi" w:hAnsiTheme="minorHAnsi" w:cstheme="minorHAnsi"/>
+        </w:rPr>
+      </w:pPr>
+      <w:r>
+        <w:rPr>
+          <w:rFonts w:asciiTheme="minorHAnsi" w:hAnsiTheme="minorHAnsi" w:cstheme="minorHAnsi"/>
+        </w:rPr>
+        <w:t>Documented the entire installation process for various tools and provided on-call support.</w:t>
       </w:r>
     </w:p>
     <w:p>
@@ -1003,27 +980,16 @@
           <w:numId w:val="22"/>
         </w:numPr>
         <w:shd w:val="clear" w:color="auto" w:fill="FFFFFF"/>
-        <w:rPr>
-          <w:rFonts w:asciiTheme="minorHAnsi" w:hAnsiTheme="minorHAnsi" w:cstheme="minorHAnsi"/>
-        </w:rPr>
-      </w:pPr>
-      <w:r>
-        <w:rPr>
-          <w:rFonts w:asciiTheme="minorHAnsi" w:hAnsiTheme="minorHAnsi" w:cstheme="minorHAnsi"/>
-        </w:rPr>
-        <w:t xml:space="preserve">Created Ansible Playbooks to provision Tomcat server, Jenkins, </w:t>
-      </w:r>
-      <w:r>
-        <w:rPr>
-          <w:rFonts w:asciiTheme="minorHAnsi" w:hAnsiTheme="minorHAnsi" w:cstheme="minorHAnsi"/>
-        </w:rPr>
-        <w:t xml:space="preserve">and </w:t>
-      </w:r>
-      <w:r>
-        <w:rPr>
-          <w:rFonts w:asciiTheme="minorHAnsi" w:hAnsiTheme="minorHAnsi" w:cstheme="minorHAnsi"/>
-        </w:rPr>
-        <w:t>GIT.</w:t>
+        <w:spacing w:before="0" w:beforeAutospacing="0" w:after="0" w:afterAutospacing="0"/>
+        <w:rPr>
+          <w:rFonts w:asciiTheme="minorHAnsi" w:hAnsiTheme="minorHAnsi" w:cstheme="minorHAnsi"/>
+        </w:rPr>
+      </w:pPr>
+      <w:r>
+        <w:rPr>
+          <w:rFonts w:asciiTheme="minorHAnsi" w:hAnsiTheme="minorHAnsi" w:cstheme="minorHAnsi"/>
+        </w:rPr>
+        <w:t>Created S3 buckets and configured them with lifecycle policies to archive the infrequently accessed data to storage classes based on environment.</w:t>
       </w:r>
     </w:p>
     <w:p>
@@ -1042,19 +1008,19 @@
         <w:rPr>
           <w:rFonts w:asciiTheme="minorHAnsi" w:hAnsiTheme="minorHAnsi" w:cstheme="minorHAnsi"/>
         </w:rPr>
-        <w:t xml:space="preserve">Automatically triggered Jenkins build when changes are pushed to GIT using </w:t>
-      </w:r>
-      <w:r>
-        <w:rPr>
-          <w:rFonts w:asciiTheme="minorHAnsi" w:hAnsiTheme="minorHAnsi" w:cstheme="minorHAnsi"/>
-        </w:rPr>
-        <w:t xml:space="preserve">the </w:t>
-      </w:r>
-      <w:r>
-        <w:rPr>
-          <w:rFonts w:asciiTheme="minorHAnsi" w:hAnsiTheme="minorHAnsi" w:cstheme="minorHAnsi"/>
-        </w:rPr>
-        <w:t>Webbook method.</w:t>
+        <w:t xml:space="preserve">Created Ansible Playbooks to provision Tomcat server, Jenkins, </w:t>
+      </w:r>
+      <w:r>
+        <w:rPr>
+          <w:rFonts w:asciiTheme="minorHAnsi" w:hAnsiTheme="minorHAnsi" w:cstheme="minorHAnsi"/>
+        </w:rPr>
+        <w:t xml:space="preserve">and </w:t>
+      </w:r>
+      <w:r>
+        <w:rPr>
+          <w:rFonts w:asciiTheme="minorHAnsi" w:hAnsiTheme="minorHAnsi" w:cstheme="minorHAnsi"/>
+        </w:rPr>
+        <w:t>GIT.</w:t>
       </w:r>
     </w:p>
     <w:p>
@@ -1073,6 +1039,38 @@
         <w:rPr>
           <w:rFonts w:asciiTheme="minorHAnsi" w:hAnsiTheme="minorHAnsi" w:cstheme="minorHAnsi"/>
         </w:rPr>
+        <w:t xml:space="preserve">Automatically triggered Jenkins build when changes are pushed to GIT using </w:t>
+      </w:r>
+      <w:r>
+        <w:rPr>
+          <w:rFonts w:asciiTheme="minorHAnsi" w:hAnsiTheme="minorHAnsi" w:cstheme="minorHAnsi"/>
+        </w:rPr>
+        <w:t xml:space="preserve">the </w:t>
+      </w:r>
+      <w:r>
+        <w:rPr>
+          <w:rFonts w:asciiTheme="minorHAnsi" w:hAnsiTheme="minorHAnsi" w:cstheme="minorHAnsi"/>
+        </w:rPr>
+        <w:t>Webbook method.</w:t>
+      </w:r>
+    </w:p>
+    <w:p>
+      <w:pPr>
+        <w:pStyle w:val="NormalWeb"/>
+        <w:numPr>
+          <w:ilvl w:val="0"/>
+          <w:numId w:val="22"/>
+        </w:numPr>
+        <w:shd w:val="clear" w:color="auto" w:fill="FFFFFF"/>
+        <w:rPr>
+          <w:rFonts w:asciiTheme="minorHAnsi" w:hAnsiTheme="minorHAnsi" w:cstheme="minorHAnsi"/>
+        </w:rPr>
+      </w:pPr>
+      <w:r>
+        <w:rPr>
+          <w:rFonts w:asciiTheme="minorHAnsi" w:hAnsiTheme="minorHAnsi" w:cstheme="minorHAnsi"/>
+        </w:rPr>
+        <w:lastRenderedPageBreak/>
         <w:t>Had been responsible for handling performance issues of applications deployed in AWS environment.</w:t>
       </w:r>
     </w:p>
@@ -1559,6 +1557,31 @@
         </w:rPr>
         <w:tab/>
       </w:r>
+      <w:r>
+        <w:rPr>
+          <w:rFonts w:ascii="Arial" w:hAnsi="Arial" w:cs="Arial"/>
+          <w:sz w:val="20"/>
+          <w:szCs w:val="20"/>
+        </w:rPr>
+        <w:tab/>
+      </w:r>
+      <w:r>
+        <w:rPr>
+          <w:rFonts w:ascii="Arial" w:hAnsi="Arial" w:cs="Arial"/>
+          <w:spacing w:val="10"/>
+          <w:sz w:val="20"/>
+          <w:szCs w:val="20"/>
+        </w:rPr>
+        <w:t xml:space="preserve"> </w:t>
+      </w:r>
+      <w:r>
+        <w:rPr>
+          <w:rFonts w:ascii="Arial" w:hAnsi="Arial" w:cs="Arial"/>
+          <w:sz w:val="20"/>
+          <w:szCs w:val="20"/>
+        </w:rPr>
+        <w:t>:</w:t>
+      </w:r>
       <w:proofErr w:type="gramEnd"/>
       <w:r>
         <w:rPr>
@@ -1566,24 +1589,7 @@
           <w:sz w:val="20"/>
           <w:szCs w:val="20"/>
         </w:rPr>
-        <w:tab/>
-      </w:r>
-      <w:r>
-        <w:rPr>
-          <w:rFonts w:ascii="Arial" w:hAnsi="Arial" w:cs="Arial"/>
-          <w:spacing w:val="10"/>
-          <w:sz w:val="20"/>
-          <w:szCs w:val="20"/>
-        </w:rPr>
-        <w:t xml:space="preserve"> </w:t>
-      </w:r>
-      <w:r>
-        <w:rPr>
-          <w:rFonts w:ascii="Arial" w:hAnsi="Arial" w:cs="Arial"/>
-          <w:sz w:val="20"/>
-          <w:szCs w:val="20"/>
-        </w:rPr>
-        <w:t>:   GIT</w:t>
+        <w:t xml:space="preserve">   GIT</w:t>
       </w:r>
     </w:p>
     <w:p>
@@ -2331,7 +2337,6 @@
           <w:sz w:val="20"/>
           <w:szCs w:val="20"/>
         </w:rPr>
-        <w:lastRenderedPageBreak/>
         <w:t>Code Coverage Tool</w:t>
       </w:r>
       <w:r>
@@ -2549,6 +2554,7 @@
           <w:sz w:val="20"/>
           <w:szCs w:val="20"/>
         </w:rPr>
+        <w:lastRenderedPageBreak/>
         <w:t>IAAC</w:t>
       </w:r>
       <w:r>
@@ -3296,7 +3302,7 @@
     <mc:AlternateContent>
       <mc:Choice Requires="v">
         <w:pict>
-          <v:shapetype w14:anchorId="5B46C10C" id="_x0000_t75" coordsize="21600,21600" o:spt="75" o:preferrelative="t" path="m@4@5l@4@11@9@11@9@5xe" filled="f" stroked="f">
+          <v:shapetype w14:anchorId="589D1B57" id="_x0000_t75" coordsize="21600,21600" o:spt="75" o:preferrelative="t" path="m@4@5l@4@11@9@11@9@5xe" filled="f" stroked="f">
             <v:stroke joinstyle="miter"/>
             <v:formulas>
               <v:f eqn="if lineDrawn pixelLineWidth 0"/>
@@ -3315,17 +3321,17 @@
             <v:path o:extrusionok="f" gradientshapeok="t" o:connecttype="rect"/>
             <o:lock v:ext="edit" aspectratio="t"/>
           </v:shapetype>
-          <v:shape id="Picture 1949701068" o:spid="_x0000_i1025" type="#_x0000_t75" alt="Speaker Phone" style="width:11.25pt;height:13.5pt;visibility:visible;mso-wrap-style:square">
+          <v:shape id="Picture 75066297" o:spid="_x0000_i1025" type="#_x0000_t75" alt="Speaker Phone" style="width:11.25pt;height:13.5pt;visibility:visible;mso-wrap-style:square">
             <v:imagedata r:id="rId1" o:title="Speaker Phone" croptop="-4981f" cropbottom="-4981f" cropleft="-8263f" cropright="-8263f"/>
           </v:shape>
         </w:pict>
       </mc:Choice>
       <mc:Fallback>
         <w:drawing>
-          <wp:inline distT="0" distB="0" distL="0" distR="0" wp14:anchorId="0C030304" wp14:editId="6A976640">
+          <wp:inline distT="0" distB="0" distL="0" distR="0" wp14:anchorId="16474C99" wp14:editId="48524274">
             <wp:extent cx="142875" cy="171450"/>
             <wp:effectExtent l="0" t="0" r="0" b="0"/>
-            <wp:docPr id="1949701068" name="Picture 1949701068" descr="Speaker Phone"/>
+            <wp:docPr id="75066297" name="Picture 75066297" descr="Speaker Phone"/>
             <wp:cNvGraphicFramePr>
               <a:graphicFrameLocks xmlns:a="http://schemas.openxmlformats.org/drawingml/2006/main" noChangeAspect="1"/>
             </wp:cNvGraphicFramePr>
@@ -7703,30 +7709,6 @@
 </file>
 
 <file path=customXml/item1.xml><?xml version="1.0" encoding="utf-8"?>
-<?mso-contentType ?>
-<FormTemplates xmlns="http://schemas.microsoft.com/sharepoint/v3/contenttype/forms">
-  <Display>DocumentLibraryForm</Display>
-  <Edit>DocumentLibraryForm</Edit>
-  <New>DocumentLibraryForm</New>
-</FormTemplates>
-</file>
-
-<file path=customXml/item2.xml><?xml version="1.0" encoding="utf-8"?>
-<b:Sources xmlns:b="http://schemas.openxmlformats.org/officeDocument/2006/bibliography" xmlns="http://schemas.openxmlformats.org/officeDocument/2006/bibliography" SelectedStyle="\APASixthEditionOfficeOnline.xsl" StyleName="APA" Version="6"/>
-</file>
-
-<file path=customXml/item3.xml><?xml version="1.0" encoding="utf-8"?>
-<p:properties xmlns:p="http://schemas.microsoft.com/office/2006/metadata/properties" xmlns:xsi="http://www.w3.org/2001/XMLSchema-instance" xmlns:pc="http://schemas.microsoft.com/office/infopath/2007/PartnerControls">
-  <documentManagement>
-    <lcf76f155ced4ddcb4097134ff3c332f xmlns="c55c0a6e-f420-4ba7-9d43-0d134233fce0">
-      <Terms xmlns="http://schemas.microsoft.com/office/infopath/2007/PartnerControls"/>
-    </lcf76f155ced4ddcb4097134ff3c332f>
-    <TaxCatchAll xmlns="e8763c87-9163-4c7d-a02c-400052ca0f00" xsi:nil="true"/>
-  </documentManagement>
-</p:properties>
-</file>
-
-<file path=customXml/item4.xml><?xml version="1.0" encoding="utf-8"?>
 <ct:contentTypeSchema xmlns:ct="http://schemas.microsoft.com/office/2006/metadata/contentType" xmlns:ma="http://schemas.microsoft.com/office/2006/metadata/properties/metaAttributes" ct:_="" ma:_="" ma:contentTypeName="Document" ma:contentTypeID="0x010100B5A9241948A0F54BB714CCC251BDA8FB" ma:contentTypeVersion="14" ma:contentTypeDescription="Create a new document." ma:contentTypeScope="" ma:versionID="5be5851a6c332e83c6d1f3d9d4220cdb">
   <xsd:schema xmlns:xsd="http://www.w3.org/2001/XMLSchema" xmlns:xs="http://www.w3.org/2001/XMLSchema" xmlns:p="http://schemas.microsoft.com/office/2006/metadata/properties" xmlns:ns2="c55c0a6e-f420-4ba7-9d43-0d134233fce0" xmlns:ns3="e8763c87-9163-4c7d-a02c-400052ca0f00" targetNamespace="http://schemas.microsoft.com/office/2006/metadata/properties" ma:root="true" ma:fieldsID="6814bc091877d6ff6b70b1f52cfe897b" ns2:_="" ns3:_="">
     <xsd:import namespace="c55c0a6e-f420-4ba7-9d43-0d134233fce0"/>
@@ -7957,34 +7939,31 @@
 </ct:contentTypeSchema>
 </file>
 
-<file path=customXml/itemProps1.xml><?xml version="1.0" encoding="utf-8"?>
-<ds:datastoreItem xmlns:ds="http://schemas.openxmlformats.org/officeDocument/2006/customXml" ds:itemID="{86325699-6882-4BCF-B351-46418D5D9AD6}">
-  <ds:schemaRefs>
-    <ds:schemaRef ds:uri="http://schemas.microsoft.com/sharepoint/v3/contenttype/forms"/>
-  </ds:schemaRefs>
-</ds:datastoreItem>
+<file path=customXml/item2.xml><?xml version="1.0" encoding="utf-8"?>
+<p:properties xmlns:p="http://schemas.microsoft.com/office/2006/metadata/properties" xmlns:xsi="http://www.w3.org/2001/XMLSchema-instance" xmlns:pc="http://schemas.microsoft.com/office/infopath/2007/PartnerControls">
+  <documentManagement>
+    <lcf76f155ced4ddcb4097134ff3c332f xmlns="c55c0a6e-f420-4ba7-9d43-0d134233fce0">
+      <Terms xmlns="http://schemas.microsoft.com/office/infopath/2007/PartnerControls"/>
+    </lcf76f155ced4ddcb4097134ff3c332f>
+    <TaxCatchAll xmlns="e8763c87-9163-4c7d-a02c-400052ca0f00" xsi:nil="true"/>
+  </documentManagement>
+</p:properties>
 </file>
 
-<file path=customXml/itemProps2.xml><?xml version="1.0" encoding="utf-8"?>
-<ds:datastoreItem xmlns:ds="http://schemas.openxmlformats.org/officeDocument/2006/customXml" ds:itemID="{3B9296C8-4714-4F91-88AD-35F241E6CC8A}">
-  <ds:schemaRefs>
-    <ds:schemaRef ds:uri="http://schemas.openxmlformats.org/officeDocument/2006/bibliography"/>
-  </ds:schemaRefs>
-</ds:datastoreItem>
+<file path=customXml/item3.xml><?xml version="1.0" encoding="utf-8"?>
+<b:Sources xmlns:b="http://schemas.openxmlformats.org/officeDocument/2006/bibliography" xmlns="http://schemas.openxmlformats.org/officeDocument/2006/bibliography" SelectedStyle="\APASixthEditionOfficeOnline.xsl" StyleName="APA" Version="6"/>
 </file>
 
-<file path=customXml/itemProps3.xml><?xml version="1.0" encoding="utf-8"?>
-<ds:datastoreItem xmlns:ds="http://schemas.openxmlformats.org/officeDocument/2006/customXml" ds:itemID="{7874F512-DE94-4A0E-B023-2DCB4ABA691E}">
-  <ds:schemaRefs>
-    <ds:schemaRef ds:uri="http://schemas.microsoft.com/office/2006/metadata/properties"/>
-    <ds:schemaRef ds:uri="http://schemas.microsoft.com/office/infopath/2007/PartnerControls"/>
-    <ds:schemaRef ds:uri="c55c0a6e-f420-4ba7-9d43-0d134233fce0"/>
-    <ds:schemaRef ds:uri="e8763c87-9163-4c7d-a02c-400052ca0f00"/>
-  </ds:schemaRefs>
-</ds:datastoreItem>
+<file path=customXml/item4.xml><?xml version="1.0" encoding="utf-8"?>
+<?mso-contentType ?>
+<FormTemplates xmlns="http://schemas.microsoft.com/sharepoint/v3/contenttype/forms">
+  <Display>DocumentLibraryForm</Display>
+  <Edit>DocumentLibraryForm</Edit>
+  <New>DocumentLibraryForm</New>
+</FormTemplates>
 </file>
 
-<file path=customXml/itemProps4.xml><?xml version="1.0" encoding="utf-8"?>
+<file path=customXml/itemProps1.xml><?xml version="1.0" encoding="utf-8"?>
 <ds:datastoreItem xmlns:ds="http://schemas.openxmlformats.org/officeDocument/2006/customXml" ds:itemID="{A9DF7FF7-E082-407C-9DFC-B64AA53051EF}">
   <ds:schemaRefs>
     <ds:schemaRef ds:uri="http://schemas.microsoft.com/office/2006/metadata/contentType"/>
@@ -8001,4 +7980,31 @@
     <ds:schemaRef ds:uri="http://schemas.microsoft.com/internal/obd"/>
   </ds:schemaRefs>
 </ds:datastoreItem>
+</file>
+
+<file path=customXml/itemProps2.xml><?xml version="1.0" encoding="utf-8"?>
+<ds:datastoreItem xmlns:ds="http://schemas.openxmlformats.org/officeDocument/2006/customXml" ds:itemID="{7874F512-DE94-4A0E-B023-2DCB4ABA691E}">
+  <ds:schemaRefs>
+    <ds:schemaRef ds:uri="http://schemas.microsoft.com/office/2006/metadata/properties"/>
+    <ds:schemaRef ds:uri="http://schemas.microsoft.com/office/infopath/2007/PartnerControls"/>
+    <ds:schemaRef ds:uri="c55c0a6e-f420-4ba7-9d43-0d134233fce0"/>
+    <ds:schemaRef ds:uri="e8763c87-9163-4c7d-a02c-400052ca0f00"/>
+  </ds:schemaRefs>
+</ds:datastoreItem>
+</file>
+
+<file path=customXml/itemProps3.xml><?xml version="1.0" encoding="utf-8"?>
+<ds:datastoreItem xmlns:ds="http://schemas.openxmlformats.org/officeDocument/2006/customXml" ds:itemID="{3B9296C8-4714-4F91-88AD-35F241E6CC8A}">
+  <ds:schemaRefs>
+    <ds:schemaRef ds:uri="http://schemas.openxmlformats.org/officeDocument/2006/bibliography"/>
+  </ds:schemaRefs>
+</ds:datastoreItem>
+</file>
+
+<file path=customXml/itemProps4.xml><?xml version="1.0" encoding="utf-8"?>
+<ds:datastoreItem xmlns:ds="http://schemas.openxmlformats.org/officeDocument/2006/customXml" ds:itemID="{86325699-6882-4BCF-B351-46418D5D9AD6}">
+  <ds:schemaRefs>
+    <ds:schemaRef ds:uri="http://schemas.microsoft.com/sharepoint/v3/contenttype/forms"/>
+  </ds:schemaRefs>
+</ds:datastoreItem>
 </file>
--- a/files/manivasagan MADHAPPAN.docx
+++ b/files/manivasagan MADHAPPAN.docx
@@ -1534,9 +1534,8 @@
           <w:sz w:val="20"/>
           <w:szCs w:val="20"/>
         </w:rPr>
-        <w:t xml:space="preserve">Version Control </w:t>
-      </w:r>
-      <w:proofErr w:type="gramStart"/>
+        <w:t xml:space="preserve">Version Control Tools  </w:t>
+      </w:r>
       <w:r>
         <w:rPr>
           <w:rFonts w:ascii="Arial" w:hAnsi="Arial" w:cs="Arial"/>
@@ -1545,8 +1544,48 @@
           <w:sz w:val="20"/>
           <w:szCs w:val="20"/>
         </w:rPr>
-        <w:t xml:space="preserve">Tools  </w:t>
-      </w:r>
+        <w:tab/>
+      </w:r>
+      <w:r>
+        <w:rPr>
+          <w:rFonts w:ascii="Arial" w:hAnsi="Arial" w:cs="Arial"/>
+          <w:sz w:val="20"/>
+          <w:szCs w:val="20"/>
+        </w:rPr>
+        <w:tab/>
+      </w:r>
+      <w:r>
+        <w:rPr>
+          <w:rFonts w:ascii="Arial" w:hAnsi="Arial" w:cs="Arial"/>
+          <w:spacing w:val="10"/>
+          <w:sz w:val="20"/>
+          <w:szCs w:val="20"/>
+        </w:rPr>
+        <w:t xml:space="preserve"> </w:t>
+      </w:r>
+      <w:r>
+        <w:rPr>
+          <w:rFonts w:ascii="Arial" w:hAnsi="Arial" w:cs="Arial"/>
+          <w:sz w:val="20"/>
+          <w:szCs w:val="20"/>
+        </w:rPr>
+        <w:t>:   GIT</w:t>
+      </w:r>
+    </w:p>
+    <w:p>
+      <w:pPr>
+        <w:tabs>
+          <w:tab w:val="left" w:pos="2963"/>
+        </w:tabs>
+        <w:spacing w:before="31" w:line="360" w:lineRule="auto"/>
+        <w:ind w:left="638" w:hanging="496"/>
+        <w:rPr>
+          <w:rFonts w:ascii="Arial" w:hAnsi="Arial" w:cs="Arial"/>
+          <w:spacing w:val="13"/>
+          <w:sz w:val="20"/>
+          <w:szCs w:val="20"/>
+        </w:rPr>
+      </w:pPr>
       <w:r>
         <w:rPr>
           <w:rFonts w:ascii="Arial" w:hAnsi="Arial" w:cs="Arial"/>
@@ -1555,11 +1594,23 @@
           <w:sz w:val="20"/>
           <w:szCs w:val="20"/>
         </w:rPr>
+        <w:t>Containerization Tool</w:t>
+      </w:r>
+      <w:r>
+        <w:rPr>
+          <w:rFonts w:ascii="Arial" w:hAnsi="Arial" w:cs="Arial"/>
+          <w:b/>
+          <w:bCs/>
+          <w:sz w:val="20"/>
+          <w:szCs w:val="20"/>
+        </w:rPr>
         <w:tab/>
       </w:r>
       <w:r>
         <w:rPr>
           <w:rFonts w:ascii="Arial" w:hAnsi="Arial" w:cs="Arial"/>
+          <w:b/>
+          <w:bCs/>
           <w:sz w:val="20"/>
           <w:szCs w:val="20"/>
         </w:rPr>
@@ -1568,28 +1619,19 @@
       <w:r>
         <w:rPr>
           <w:rFonts w:ascii="Arial" w:hAnsi="Arial" w:cs="Arial"/>
-          <w:spacing w:val="10"/>
-          <w:sz w:val="20"/>
-          <w:szCs w:val="20"/>
-        </w:rPr>
-        <w:t xml:space="preserve"> </w:t>
-      </w:r>
-      <w:r>
-        <w:rPr>
-          <w:rFonts w:ascii="Arial" w:hAnsi="Arial" w:cs="Arial"/>
-          <w:sz w:val="20"/>
-          <w:szCs w:val="20"/>
-        </w:rPr>
-        <w:t>:</w:t>
-      </w:r>
-      <w:proofErr w:type="gramEnd"/>
-      <w:r>
-        <w:rPr>
-          <w:rFonts w:ascii="Arial" w:hAnsi="Arial" w:cs="Arial"/>
-          <w:sz w:val="20"/>
-          <w:szCs w:val="20"/>
-        </w:rPr>
-        <w:t xml:space="preserve">   GIT</w:t>
+          <w:sz w:val="20"/>
+          <w:szCs w:val="20"/>
+        </w:rPr>
+        <w:t xml:space="preserve"> :  </w:t>
+      </w:r>
+      <w:r>
+        <w:rPr>
+          <w:rFonts w:ascii="Arial" w:hAnsi="Arial" w:cs="Arial"/>
+          <w:spacing w:val="13"/>
+          <w:sz w:val="20"/>
+          <w:szCs w:val="20"/>
+        </w:rPr>
+        <w:t xml:space="preserve"> Docker</w:t>
       </w:r>
     </w:p>
     <w:p>
@@ -1614,8 +1656,39 @@
           <w:sz w:val="20"/>
           <w:szCs w:val="20"/>
         </w:rPr>
-        <w:t>Containerization Tool</w:t>
-      </w:r>
+        <w:t>Container orchestration</w:t>
+      </w:r>
+      <w:r>
+        <w:rPr>
+          <w:rFonts w:ascii="Arial" w:hAnsi="Arial" w:cs="Arial"/>
+          <w:sz w:val="20"/>
+          <w:szCs w:val="20"/>
+        </w:rPr>
+        <w:tab/>
+      </w:r>
+      <w:r>
+        <w:rPr>
+          <w:rFonts w:ascii="Arial" w:hAnsi="Arial" w:cs="Arial"/>
+          <w:sz w:val="20"/>
+          <w:szCs w:val="20"/>
+        </w:rPr>
+        <w:tab/>
+        <w:t xml:space="preserve"> :   Kubernetes</w:t>
+      </w:r>
+    </w:p>
+    <w:p>
+      <w:pPr>
+        <w:tabs>
+          <w:tab w:val="left" w:pos="2944"/>
+        </w:tabs>
+        <w:spacing w:before="32" w:line="360" w:lineRule="auto"/>
+        <w:ind w:left="638" w:hanging="496"/>
+        <w:rPr>
+          <w:rFonts w:ascii="Arial" w:hAnsi="Arial" w:cs="Arial"/>
+          <w:sz w:val="20"/>
+          <w:szCs w:val="20"/>
+        </w:rPr>
+      </w:pPr>
       <w:r>
         <w:rPr>
           <w:rFonts w:ascii="Arial" w:hAnsi="Arial" w:cs="Arial"/>
@@ -1624,9 +1697,49 @@
           <w:sz w:val="20"/>
           <w:szCs w:val="20"/>
         </w:rPr>
+        <w:t>Configuration Management Tool</w:t>
+      </w:r>
+      <w:r>
+        <w:rPr>
+          <w:rFonts w:ascii="Arial" w:hAnsi="Arial" w:cs="Arial"/>
+          <w:sz w:val="20"/>
+          <w:szCs w:val="20"/>
+        </w:rPr>
         <w:tab/>
-      </w:r>
-      <w:proofErr w:type="gramStart"/>
+        <w:t xml:space="preserve"> :  </w:t>
+      </w:r>
+      <w:r>
+        <w:rPr>
+          <w:rFonts w:ascii="Arial" w:hAnsi="Arial" w:cs="Arial"/>
+          <w:spacing w:val="21"/>
+          <w:sz w:val="20"/>
+          <w:szCs w:val="20"/>
+        </w:rPr>
+        <w:t xml:space="preserve"> </w:t>
+      </w:r>
+      <w:r>
+        <w:rPr>
+          <w:rFonts w:ascii="Arial" w:hAnsi="Arial" w:cs="Arial"/>
+          <w:sz w:val="20"/>
+          <w:szCs w:val="20"/>
+        </w:rPr>
+        <w:t>Ansible</w:t>
+      </w:r>
+    </w:p>
+    <w:p>
+      <w:pPr>
+        <w:pStyle w:val="BodyText"/>
+        <w:tabs>
+          <w:tab w:val="left" w:pos="2971"/>
+        </w:tabs>
+        <w:spacing w:before="32" w:line="360" w:lineRule="auto"/>
+        <w:ind w:left="638" w:hanging="496"/>
+        <w:rPr>
+          <w:rFonts w:ascii="Arial" w:hAnsi="Arial" w:cs="Arial"/>
+          <w:sz w:val="20"/>
+          <w:szCs w:val="20"/>
+        </w:rPr>
+      </w:pPr>
       <w:r>
         <w:rPr>
           <w:rFonts w:ascii="Arial" w:hAnsi="Arial" w:cs="Arial"/>
@@ -1635,6 +1748,14 @@
           <w:sz w:val="20"/>
           <w:szCs w:val="20"/>
         </w:rPr>
+        <w:t>Continuous Integration Tool</w:t>
+      </w:r>
+      <w:r>
+        <w:rPr>
+          <w:rFonts w:ascii="Arial" w:hAnsi="Arial" w:cs="Arial"/>
+          <w:sz w:val="20"/>
+          <w:szCs w:val="20"/>
+        </w:rPr>
         <w:tab/>
       </w:r>
       <w:r>
@@ -1643,37 +1764,44 @@
           <w:sz w:val="20"/>
           <w:szCs w:val="20"/>
         </w:rPr>
+        <w:tab/>
         <w:t xml:space="preserve"> :</w:t>
       </w:r>
-      <w:proofErr w:type="gramEnd"/>
-      <w:r>
-        <w:rPr>
-          <w:rFonts w:ascii="Arial" w:hAnsi="Arial" w:cs="Arial"/>
-          <w:sz w:val="20"/>
-          <w:szCs w:val="20"/>
-        </w:rPr>
-        <w:t xml:space="preserve">  </w:t>
-      </w:r>
-      <w:r>
-        <w:rPr>
-          <w:rFonts w:ascii="Arial" w:hAnsi="Arial" w:cs="Arial"/>
-          <w:spacing w:val="13"/>
-          <w:sz w:val="20"/>
-          <w:szCs w:val="20"/>
-        </w:rPr>
-        <w:t xml:space="preserve"> Docker</w:t>
+      <w:r>
+        <w:rPr>
+          <w:rFonts w:ascii="Arial" w:hAnsi="Arial" w:cs="Arial"/>
+          <w:spacing w:val="66"/>
+          <w:sz w:val="20"/>
+          <w:szCs w:val="20"/>
+        </w:rPr>
+        <w:t xml:space="preserve"> </w:t>
+      </w:r>
+      <w:r>
+        <w:rPr>
+          <w:rFonts w:ascii="Arial" w:hAnsi="Arial" w:cs="Arial"/>
+          <w:sz w:val="20"/>
+          <w:szCs w:val="20"/>
+        </w:rPr>
+        <w:t>Jenkins</w:t>
+      </w:r>
+      <w:r>
+        <w:rPr>
+          <w:rFonts w:ascii="Arial" w:hAnsi="Arial" w:cs="Arial"/>
+          <w:sz w:val="20"/>
+          <w:szCs w:val="20"/>
+        </w:rPr>
+        <w:t>, Dev Azure</w:t>
       </w:r>
     </w:p>
     <w:p>
       <w:pPr>
         <w:tabs>
-          <w:tab w:val="left" w:pos="2963"/>
-        </w:tabs>
-        <w:spacing w:before="31" w:line="360" w:lineRule="auto"/>
+          <w:tab w:val="left" w:pos="2971"/>
+        </w:tabs>
+        <w:spacing w:before="32" w:line="360" w:lineRule="auto"/>
         <w:ind w:left="638" w:hanging="496"/>
         <w:rPr>
           <w:rFonts w:ascii="Arial" w:hAnsi="Arial" w:cs="Arial"/>
-          <w:spacing w:val="13"/>
           <w:sz w:val="20"/>
           <w:szCs w:val="20"/>
         </w:rPr>
@@ -1686,7 +1814,7 @@
           <w:sz w:val="20"/>
           <w:szCs w:val="20"/>
         </w:rPr>
-        <w:t>Container orchestration</w:t>
+        <w:t>Artifactory Server</w:t>
       </w:r>
       <w:r>
         <w:rPr>
@@ -1696,7 +1824,6 @@
         </w:rPr>
         <w:tab/>
       </w:r>
-      <w:proofErr w:type="gramStart"/>
       <w:r>
         <w:rPr>
           <w:rFonts w:ascii="Arial" w:hAnsi="Arial" w:cs="Arial"/>
@@ -1704,22 +1831,31 @@
           <w:szCs w:val="20"/>
         </w:rPr>
         <w:tab/>
-        <w:t xml:space="preserve"> :</w:t>
-      </w:r>
-      <w:proofErr w:type="gramEnd"/>
-      <w:r>
-        <w:rPr>
-          <w:rFonts w:ascii="Arial" w:hAnsi="Arial" w:cs="Arial"/>
-          <w:sz w:val="20"/>
-          <w:szCs w:val="20"/>
-        </w:rPr>
-        <w:t xml:space="preserve">   Kubernetes</w:t>
+        <w:t xml:space="preserve"> :  </w:t>
+      </w:r>
+      <w:r>
+        <w:rPr>
+          <w:rFonts w:ascii="Arial" w:hAnsi="Arial" w:cs="Arial"/>
+          <w:spacing w:val="30"/>
+          <w:sz w:val="20"/>
+          <w:szCs w:val="20"/>
+        </w:rPr>
+        <w:t xml:space="preserve"> </w:t>
+      </w:r>
+      <w:r>
+        <w:rPr>
+          <w:rFonts w:ascii="Arial" w:hAnsi="Arial" w:cs="Arial"/>
+          <w:sz w:val="20"/>
+          <w:szCs w:val="20"/>
+        </w:rPr>
+        <w:t>Nexus</w:t>
       </w:r>
     </w:p>
     <w:p>
       <w:pPr>
-        <w:tabs>
-          <w:tab w:val="left" w:pos="2944"/>
+        <w:pStyle w:val="BodyText"/>
+        <w:tabs>
+          <w:tab w:val="left" w:pos="2958"/>
         </w:tabs>
         <w:spacing w:before="32" w:line="360" w:lineRule="auto"/>
         <w:ind w:left="638" w:hanging="496"/>
@@ -1737,204 +1873,6 @@
           <w:sz w:val="20"/>
           <w:szCs w:val="20"/>
         </w:rPr>
-        <w:t>Configuration Management Tool</w:t>
-      </w:r>
-      <w:proofErr w:type="gramStart"/>
-      <w:r>
-        <w:rPr>
-          <w:rFonts w:ascii="Arial" w:hAnsi="Arial" w:cs="Arial"/>
-          <w:sz w:val="20"/>
-          <w:szCs w:val="20"/>
-        </w:rPr>
-        <w:tab/>
-        <w:t xml:space="preserve"> :</w:t>
-      </w:r>
-      <w:proofErr w:type="gramEnd"/>
-      <w:r>
-        <w:rPr>
-          <w:rFonts w:ascii="Arial" w:hAnsi="Arial" w:cs="Arial"/>
-          <w:sz w:val="20"/>
-          <w:szCs w:val="20"/>
-        </w:rPr>
-        <w:t xml:space="preserve">  </w:t>
-      </w:r>
-      <w:r>
-        <w:rPr>
-          <w:rFonts w:ascii="Arial" w:hAnsi="Arial" w:cs="Arial"/>
-          <w:spacing w:val="21"/>
-          <w:sz w:val="20"/>
-          <w:szCs w:val="20"/>
-        </w:rPr>
-        <w:t xml:space="preserve"> </w:t>
-      </w:r>
-      <w:r>
-        <w:rPr>
-          <w:rFonts w:ascii="Arial" w:hAnsi="Arial" w:cs="Arial"/>
-          <w:sz w:val="20"/>
-          <w:szCs w:val="20"/>
-        </w:rPr>
-        <w:t>Ansible</w:t>
-      </w:r>
-    </w:p>
-    <w:p>
-      <w:pPr>
-        <w:pStyle w:val="BodyText"/>
-        <w:tabs>
-          <w:tab w:val="left" w:pos="2971"/>
-        </w:tabs>
-        <w:spacing w:before="32" w:line="360" w:lineRule="auto"/>
-        <w:ind w:left="638" w:hanging="496"/>
-        <w:rPr>
-          <w:rFonts w:ascii="Arial" w:hAnsi="Arial" w:cs="Arial"/>
-          <w:sz w:val="20"/>
-          <w:szCs w:val="20"/>
-        </w:rPr>
-      </w:pPr>
-      <w:r>
-        <w:rPr>
-          <w:rFonts w:ascii="Arial" w:hAnsi="Arial" w:cs="Arial"/>
-          <w:b/>
-          <w:bCs/>
-          <w:sz w:val="20"/>
-          <w:szCs w:val="20"/>
-        </w:rPr>
-        <w:t>Continuous Integration Tool</w:t>
-      </w:r>
-      <w:r>
-        <w:rPr>
-          <w:rFonts w:ascii="Arial" w:hAnsi="Arial" w:cs="Arial"/>
-          <w:sz w:val="20"/>
-          <w:szCs w:val="20"/>
-        </w:rPr>
-        <w:tab/>
-      </w:r>
-      <w:proofErr w:type="gramStart"/>
-      <w:r>
-        <w:rPr>
-          <w:rFonts w:ascii="Arial" w:hAnsi="Arial" w:cs="Arial"/>
-          <w:sz w:val="20"/>
-          <w:szCs w:val="20"/>
-        </w:rPr>
-        <w:tab/>
-        <w:t xml:space="preserve"> :</w:t>
-      </w:r>
-      <w:proofErr w:type="gramEnd"/>
-      <w:r>
-        <w:rPr>
-          <w:rFonts w:ascii="Arial" w:hAnsi="Arial" w:cs="Arial"/>
-          <w:spacing w:val="66"/>
-          <w:sz w:val="20"/>
-          <w:szCs w:val="20"/>
-        </w:rPr>
-        <w:t xml:space="preserve"> </w:t>
-      </w:r>
-      <w:r>
-        <w:rPr>
-          <w:rFonts w:ascii="Arial" w:hAnsi="Arial" w:cs="Arial"/>
-          <w:sz w:val="20"/>
-          <w:szCs w:val="20"/>
-        </w:rPr>
-        <w:t>Jenkins</w:t>
-      </w:r>
-      <w:r>
-        <w:rPr>
-          <w:rFonts w:ascii="Arial" w:hAnsi="Arial" w:cs="Arial"/>
-          <w:sz w:val="20"/>
-          <w:szCs w:val="20"/>
-        </w:rPr>
-        <w:t>, Dev Azure</w:t>
-      </w:r>
-    </w:p>
-    <w:p>
-      <w:pPr>
-        <w:tabs>
-          <w:tab w:val="left" w:pos="2971"/>
-        </w:tabs>
-        <w:spacing w:before="32" w:line="360" w:lineRule="auto"/>
-        <w:ind w:left="638" w:hanging="496"/>
-        <w:rPr>
-          <w:rFonts w:ascii="Arial" w:hAnsi="Arial" w:cs="Arial"/>
-          <w:sz w:val="20"/>
-          <w:szCs w:val="20"/>
-        </w:rPr>
-      </w:pPr>
-      <w:r>
-        <w:rPr>
-          <w:rFonts w:ascii="Arial" w:hAnsi="Arial" w:cs="Arial"/>
-          <w:b/>
-          <w:bCs/>
-          <w:sz w:val="20"/>
-          <w:szCs w:val="20"/>
-        </w:rPr>
-        <w:t>Artifactory Server</w:t>
-      </w:r>
-      <w:r>
-        <w:rPr>
-          <w:rFonts w:ascii="Arial" w:hAnsi="Arial" w:cs="Arial"/>
-          <w:sz w:val="20"/>
-          <w:szCs w:val="20"/>
-        </w:rPr>
-        <w:tab/>
-      </w:r>
-      <w:proofErr w:type="gramStart"/>
-      <w:r>
-        <w:rPr>
-          <w:rFonts w:ascii="Arial" w:hAnsi="Arial" w:cs="Arial"/>
-          <w:sz w:val="20"/>
-          <w:szCs w:val="20"/>
-        </w:rPr>
-        <w:tab/>
-        <w:t xml:space="preserve"> :</w:t>
-      </w:r>
-      <w:proofErr w:type="gramEnd"/>
-      <w:r>
-        <w:rPr>
-          <w:rFonts w:ascii="Arial" w:hAnsi="Arial" w:cs="Arial"/>
-          <w:sz w:val="20"/>
-          <w:szCs w:val="20"/>
-        </w:rPr>
-        <w:t xml:space="preserve">  </w:t>
-      </w:r>
-      <w:r>
-        <w:rPr>
-          <w:rFonts w:ascii="Arial" w:hAnsi="Arial" w:cs="Arial"/>
-          <w:spacing w:val="30"/>
-          <w:sz w:val="20"/>
-          <w:szCs w:val="20"/>
-        </w:rPr>
-        <w:t xml:space="preserve"> </w:t>
-      </w:r>
-      <w:r>
-        <w:rPr>
-          <w:rFonts w:ascii="Arial" w:hAnsi="Arial" w:cs="Arial"/>
-          <w:sz w:val="20"/>
-          <w:szCs w:val="20"/>
-        </w:rPr>
-        <w:t>Nexus</w:t>
-      </w:r>
-    </w:p>
-    <w:p>
-      <w:pPr>
-        <w:pStyle w:val="BodyText"/>
-        <w:tabs>
-          <w:tab w:val="left" w:pos="2958"/>
-        </w:tabs>
-        <w:spacing w:before="32" w:line="360" w:lineRule="auto"/>
-        <w:ind w:left="638" w:hanging="496"/>
-        <w:rPr>
-          <w:rFonts w:ascii="Arial" w:hAnsi="Arial" w:cs="Arial"/>
-          <w:sz w:val="20"/>
-          <w:szCs w:val="20"/>
-        </w:rPr>
-      </w:pPr>
-      <w:r>
-        <w:rPr>
-          <w:rFonts w:ascii="Arial" w:hAnsi="Arial" w:cs="Arial"/>
-          <w:b/>
-          <w:bCs/>
-          <w:sz w:val="20"/>
-          <w:szCs w:val="20"/>
-        </w:rPr>
         <w:t>Web Server</w:t>
       </w:r>
       <w:r>
@@ -1946,7 +1884,6 @@
         <w:tab/>
         <w:t xml:space="preserve"> </w:t>
       </w:r>
-      <w:proofErr w:type="gramStart"/>
       <w:r>
         <w:rPr>
           <w:rFonts w:ascii="Arial" w:hAnsi="Arial" w:cs="Arial"/>
@@ -1954,16 +1891,7 @@
           <w:szCs w:val="20"/>
         </w:rPr>
         <w:tab/>
-        <w:t xml:space="preserve"> :</w:t>
-      </w:r>
-      <w:proofErr w:type="gramEnd"/>
-      <w:r>
-        <w:rPr>
-          <w:rFonts w:ascii="Arial" w:hAnsi="Arial" w:cs="Arial"/>
-          <w:sz w:val="20"/>
-          <w:szCs w:val="20"/>
-        </w:rPr>
-        <w:t xml:space="preserve">  </w:t>
+        <w:t xml:space="preserve"> :  </w:t>
       </w:r>
       <w:r>
         <w:rPr>
@@ -2044,7 +1972,6 @@
         </w:rPr>
         <w:tab/>
       </w:r>
-      <w:proofErr w:type="gramStart"/>
       <w:r>
         <w:rPr>
           <w:rFonts w:ascii="Arial" w:hAnsi="Arial" w:cs="Arial"/>
@@ -2052,16 +1979,7 @@
           <w:szCs w:val="20"/>
         </w:rPr>
         <w:tab/>
-        <w:t xml:space="preserve"> :</w:t>
-      </w:r>
-      <w:proofErr w:type="gramEnd"/>
-      <w:r>
-        <w:rPr>
-          <w:rFonts w:ascii="Arial" w:hAnsi="Arial" w:cs="Arial"/>
-          <w:sz w:val="20"/>
-          <w:szCs w:val="20"/>
-        </w:rPr>
-        <w:t xml:space="preserve">   </w:t>
+        <w:t xml:space="preserve"> :   </w:t>
       </w:r>
       <w:r>
         <w:rPr>
@@ -2250,7 +2168,6 @@
         <w:tab/>
         <w:t xml:space="preserve"> </w:t>
       </w:r>
-      <w:proofErr w:type="gramStart"/>
       <w:r>
         <w:rPr>
           <w:rFonts w:ascii="Arial" w:hAnsi="Arial" w:cs="Arial"/>
@@ -2258,16 +2175,7 @@
           <w:szCs w:val="20"/>
         </w:rPr>
         <w:tab/>
-        <w:t xml:space="preserve"> :</w:t>
-      </w:r>
-      <w:proofErr w:type="gramEnd"/>
-      <w:r>
-        <w:rPr>
-          <w:rFonts w:ascii="Arial" w:hAnsi="Arial" w:cs="Arial"/>
-          <w:sz w:val="20"/>
-          <w:szCs w:val="20"/>
-        </w:rPr>
-        <w:t xml:space="preserve">   </w:t>
+        <w:t xml:space="preserve"> :   </w:t>
       </w:r>
       <w:r>
         <w:rPr>
@@ -2284,36 +2192,8 @@
           <w:sz w:val="20"/>
           <w:szCs w:val="20"/>
         </w:rPr>
-        <w:t xml:space="preserve">Splunk, </w:t>
-      </w:r>
-      <w:proofErr w:type="spellStart"/>
-      <w:r>
-        <w:rPr>
-          <w:rFonts w:ascii="Arial" w:hAnsi="Arial" w:cs="Arial"/>
-          <w:sz w:val="20"/>
-          <w:szCs w:val="20"/>
-        </w:rPr>
-        <w:t>Promethus</w:t>
-      </w:r>
-      <w:proofErr w:type="spellEnd"/>
-      <w:r>
-        <w:rPr>
-          <w:rFonts w:ascii="Arial" w:hAnsi="Arial" w:cs="Arial"/>
-          <w:sz w:val="20"/>
-          <w:szCs w:val="20"/>
-        </w:rPr>
-        <w:t xml:space="preserve"> and </w:t>
-      </w:r>
-      <w:proofErr w:type="spellStart"/>
-      <w:r>
-        <w:rPr>
-          <w:rFonts w:ascii="Arial" w:hAnsi="Arial" w:cs="Arial"/>
-          <w:sz w:val="20"/>
-          <w:szCs w:val="20"/>
-        </w:rPr>
-        <w:t>Grafanna</w:t>
-      </w:r>
-      <w:proofErr w:type="spellEnd"/>
+        <w:t>Splunk, Promethus and Grafanna</w:t>
+      </w:r>
     </w:p>
     <w:p>
       <w:pPr>
@@ -2347,7 +2227,6 @@
         </w:rPr>
         <w:tab/>
       </w:r>
-      <w:proofErr w:type="gramStart"/>
       <w:r>
         <w:rPr>
           <w:rFonts w:ascii="Arial" w:hAnsi="Arial" w:cs="Arial"/>
@@ -2355,16 +2234,7 @@
           <w:szCs w:val="20"/>
         </w:rPr>
         <w:tab/>
-        <w:t xml:space="preserve"> :</w:t>
-      </w:r>
-      <w:proofErr w:type="gramEnd"/>
-      <w:r>
-        <w:rPr>
-          <w:rFonts w:ascii="Arial" w:hAnsi="Arial" w:cs="Arial"/>
-          <w:sz w:val="20"/>
-          <w:szCs w:val="20"/>
-        </w:rPr>
-        <w:t xml:space="preserve">   </w:t>
+        <w:t xml:space="preserve"> :   </w:t>
       </w:r>
       <w:r>
         <w:rPr>
@@ -2381,18 +2251,8 @@
           <w:sz w:val="20"/>
           <w:szCs w:val="20"/>
         </w:rPr>
-        <w:t xml:space="preserve">Sonar </w:t>
-      </w:r>
-      <w:proofErr w:type="spellStart"/>
-      <w:r>
-        <w:rPr>
-          <w:rFonts w:ascii="Arial" w:hAnsi="Arial" w:cs="Arial"/>
-          <w:sz w:val="20"/>
-          <w:szCs w:val="20"/>
-        </w:rPr>
-        <w:t>Qube</w:t>
-      </w:r>
-      <w:proofErr w:type="spellEnd"/>
+        <w:t>Sonar Qube</w:t>
+      </w:r>
     </w:p>
     <w:p>
       <w:pPr>
@@ -2426,7 +2286,6 @@
         </w:rPr>
         <w:tab/>
       </w:r>
-      <w:proofErr w:type="gramStart"/>
       <w:r>
         <w:rPr>
           <w:rFonts w:ascii="Arial" w:hAnsi="Arial" w:cs="Arial"/>
@@ -2434,16 +2293,7 @@
           <w:szCs w:val="20"/>
         </w:rPr>
         <w:tab/>
-        <w:t xml:space="preserve"> :</w:t>
-      </w:r>
-      <w:proofErr w:type="gramEnd"/>
-      <w:r>
-        <w:rPr>
-          <w:rFonts w:ascii="Arial" w:hAnsi="Arial" w:cs="Arial"/>
-          <w:sz w:val="20"/>
-          <w:szCs w:val="20"/>
-        </w:rPr>
-        <w:t xml:space="preserve">   </w:t>
+        <w:t xml:space="preserve"> :   </w:t>
       </w:r>
       <w:r>
         <w:rPr>
@@ -2495,7 +2345,6 @@
         </w:rPr>
         <w:tab/>
       </w:r>
-      <w:proofErr w:type="gramStart"/>
       <w:r>
         <w:rPr>
           <w:rFonts w:ascii="Arial" w:hAnsi="Arial" w:cs="Arial"/>
@@ -2503,16 +2352,7 @@
           <w:szCs w:val="20"/>
         </w:rPr>
         <w:tab/>
-        <w:t xml:space="preserve"> :</w:t>
-      </w:r>
-      <w:proofErr w:type="gramEnd"/>
-      <w:r>
-        <w:rPr>
-          <w:rFonts w:ascii="Arial" w:hAnsi="Arial" w:cs="Arial"/>
-          <w:sz w:val="20"/>
-          <w:szCs w:val="20"/>
-        </w:rPr>
-        <w:t xml:space="preserve">   </w:t>
+        <w:t xml:space="preserve"> :   </w:t>
       </w:r>
       <w:r>
         <w:rPr>
@@ -2576,7 +2416,6 @@
         </w:rPr>
         <w:tab/>
       </w:r>
-      <w:proofErr w:type="gramStart"/>
       <w:r>
         <w:rPr>
           <w:rFonts w:ascii="Arial" w:hAnsi="Arial" w:cs="Arial"/>
@@ -2584,16 +2423,7 @@
           <w:szCs w:val="20"/>
         </w:rPr>
         <w:tab/>
-        <w:t xml:space="preserve"> :</w:t>
-      </w:r>
-      <w:proofErr w:type="gramEnd"/>
-      <w:r>
-        <w:rPr>
-          <w:rFonts w:ascii="Arial" w:hAnsi="Arial" w:cs="Arial"/>
-          <w:sz w:val="20"/>
-          <w:szCs w:val="20"/>
-        </w:rPr>
-        <w:t xml:space="preserve">    Terraform</w:t>
+        <w:t xml:space="preserve"> :    Terraform</w:t>
       </w:r>
     </w:p>
     <w:p>
@@ -2628,7 +2458,6 @@
         </w:rPr>
         <w:tab/>
       </w:r>
-      <w:proofErr w:type="gramStart"/>
       <w:r>
         <w:rPr>
           <w:rFonts w:ascii="Arial" w:hAnsi="Arial" w:cs="Arial"/>
@@ -2636,16 +2465,7 @@
           <w:szCs w:val="20"/>
         </w:rPr>
         <w:tab/>
-        <w:t xml:space="preserve"> :</w:t>
-      </w:r>
-      <w:proofErr w:type="gramEnd"/>
-      <w:r>
-        <w:rPr>
-          <w:rFonts w:ascii="Arial" w:hAnsi="Arial" w:cs="Arial"/>
-          <w:sz w:val="20"/>
-          <w:szCs w:val="20"/>
-        </w:rPr>
-        <w:t xml:space="preserve">   </w:t>
+        <w:t xml:space="preserve"> :   </w:t>
       </w:r>
       <w:r>
         <w:rPr>
@@ -2664,6 +2484,88 @@
         </w:rPr>
         <w:t>Python, Shell scripting</w:t>
       </w:r>
+      <w:r>
+        <w:rPr>
+          <w:rFonts w:ascii="Arial" w:hAnsi="Arial" w:cs="Arial"/>
+          <w:sz w:val="20"/>
+          <w:szCs w:val="20"/>
+        </w:rPr>
+        <w:t>,Bash</w:t>
+      </w:r>
+    </w:p>
+    <w:p>
+      <w:pPr>
+        <w:pStyle w:val="BodyText"/>
+        <w:tabs>
+          <w:tab w:val="left" w:pos="2956"/>
+        </w:tabs>
+        <w:spacing w:before="32" w:line="360" w:lineRule="auto"/>
+        <w:ind w:left="638" w:hanging="496"/>
+        <w:rPr>
+          <w:rFonts w:ascii="Arial" w:hAnsi="Arial" w:cs="Arial"/>
+          <w:sz w:val="20"/>
+          <w:szCs w:val="20"/>
+        </w:rPr>
+      </w:pPr>
+      <w:r>
+        <w:rPr>
+          <w:rFonts w:ascii="Arial" w:hAnsi="Arial" w:cs="Arial"/>
+          <w:b/>
+          <w:bCs/>
+          <w:sz w:val="20"/>
+          <w:szCs w:val="20"/>
+        </w:rPr>
+        <w:t>Data Base</w:t>
+      </w:r>
+      <w:r>
+        <w:rPr>
+          <w:rFonts w:ascii="Arial" w:hAnsi="Arial" w:cs="Arial"/>
+          <w:sz w:val="20"/>
+          <w:szCs w:val="20"/>
+        </w:rPr>
+        <w:tab/>
+      </w:r>
+      <w:r>
+        <w:rPr>
+          <w:rFonts w:ascii="Arial" w:hAnsi="Arial" w:cs="Arial"/>
+          <w:sz w:val="20"/>
+          <w:szCs w:val="20"/>
+        </w:rPr>
+        <w:tab/>
+        <w:t xml:space="preserve"> :   </w:t>
+      </w:r>
+      <w:r>
+        <w:rPr>
+          <w:rFonts w:ascii="Arial" w:hAnsi="Arial" w:cs="Arial"/>
+          <w:spacing w:val="3"/>
+          <w:sz w:val="20"/>
+          <w:szCs w:val="20"/>
+        </w:rPr>
+        <w:t xml:space="preserve"> </w:t>
+      </w:r>
+      <w:r>
+        <w:rPr>
+          <w:rFonts w:ascii="Arial" w:hAnsi="Arial" w:cs="Arial"/>
+          <w:sz w:val="20"/>
+          <w:szCs w:val="20"/>
+        </w:rPr>
+        <w:t>Mongo DB, SQL</w:t>
+      </w:r>
+    </w:p>
+    <w:p>
+      <w:pPr>
+        <w:pStyle w:val="BodyText"/>
+        <w:tabs>
+          <w:tab w:val="left" w:pos="2956"/>
+        </w:tabs>
+        <w:spacing w:before="32" w:line="360" w:lineRule="auto"/>
+        <w:ind w:left="638" w:hanging="496"/>
+        <w:rPr>
+          <w:rFonts w:ascii="Arial" w:hAnsi="Arial" w:cs="Arial"/>
+          <w:sz w:val="20"/>
+          <w:szCs w:val="20"/>
+        </w:rPr>
+      </w:pPr>
     </w:p>
     <w:p>
       <w:pPr>
@@ -3302,7 +3204,7 @@
     <mc:AlternateContent>
       <mc:Choice Requires="v">
         <w:pict>
-          <v:shapetype w14:anchorId="589D1B57" id="_x0000_t75" coordsize="21600,21600" o:spt="75" o:preferrelative="t" path="m@4@5l@4@11@9@11@9@5xe" filled="f" stroked="f">
+          <v:shapetype w14:anchorId="0A8A9DF7" id="_x0000_t75" coordsize="21600,21600" o:spt="75" o:preferrelative="t" path="m@4@5l@4@11@9@11@9@5xe" filled="f" stroked="f">
             <v:stroke joinstyle="miter"/>
             <v:formulas>
               <v:f eqn="if lineDrawn pixelLineWidth 0"/>
@@ -3321,17 +3223,17 @@
             <v:path o:extrusionok="f" gradientshapeok="t" o:connecttype="rect"/>
             <o:lock v:ext="edit" aspectratio="t"/>
           </v:shapetype>
-          <v:shape id="Picture 75066297" o:spid="_x0000_i1025" type="#_x0000_t75" alt="Speaker Phone" style="width:11.25pt;height:13.5pt;visibility:visible;mso-wrap-style:square">
+          <v:shape id="Picture 584749852" o:spid="_x0000_i1025" type="#_x0000_t75" alt="Speaker Phone" style="width:11.25pt;height:13.5pt;visibility:visible;mso-wrap-style:square">
             <v:imagedata r:id="rId1" o:title="Speaker Phone" croptop="-4981f" cropbottom="-4981f" cropleft="-8263f" cropright="-8263f"/>
           </v:shape>
         </w:pict>
       </mc:Choice>
       <mc:Fallback>
         <w:drawing>
-          <wp:inline distT="0" distB="0" distL="0" distR="0" wp14:anchorId="16474C99" wp14:editId="48524274">
+          <wp:inline distT="0" distB="0" distL="0" distR="0" wp14:anchorId="7D1C8410" wp14:editId="4A034BA1">
             <wp:extent cx="142875" cy="171450"/>
             <wp:effectExtent l="0" t="0" r="0" b="0"/>
-            <wp:docPr id="75066297" name="Picture 75066297" descr="Speaker Phone"/>
+            <wp:docPr id="584749852" name="Picture 584749852" descr="Speaker Phone"/>
             <wp:cNvGraphicFramePr>
               <a:graphicFrameLocks xmlns:a="http://schemas.openxmlformats.org/drawingml/2006/main" noChangeAspect="1"/>
             </wp:cNvGraphicFramePr>
@@ -7709,6 +7611,19 @@
 </file>
 
 <file path=customXml/item1.xml><?xml version="1.0" encoding="utf-8"?>
+<b:Sources xmlns:b="http://schemas.openxmlformats.org/officeDocument/2006/bibliography" xmlns="http://schemas.openxmlformats.org/officeDocument/2006/bibliography" SelectedStyle="\APASixthEditionOfficeOnline.xsl" StyleName="APA" Version="6"/>
+</file>
+
+<file path=customXml/item2.xml><?xml version="1.0" encoding="utf-8"?>
+<?mso-contentType ?>
+<FormTemplates xmlns="http://schemas.microsoft.com/sharepoint/v3/contenttype/forms">
+  <Display>DocumentLibraryForm</Display>
+  <Edit>DocumentLibraryForm</Edit>
+  <New>DocumentLibraryForm</New>
+</FormTemplates>
+</file>
+
+<file path=customXml/item3.xml><?xml version="1.0" encoding="utf-8"?>
 <ct:contentTypeSchema xmlns:ct="http://schemas.microsoft.com/office/2006/metadata/contentType" xmlns:ma="http://schemas.microsoft.com/office/2006/metadata/properties/metaAttributes" ct:_="" ma:_="" ma:contentTypeName="Document" ma:contentTypeID="0x010100B5A9241948A0F54BB714CCC251BDA8FB" ma:contentTypeVersion="14" ma:contentTypeDescription="Create a new document." ma:contentTypeScope="" ma:versionID="5be5851a6c332e83c6d1f3d9d4220cdb">
   <xsd:schema xmlns:xsd="http://www.w3.org/2001/XMLSchema" xmlns:xs="http://www.w3.org/2001/XMLSchema" xmlns:p="http://schemas.microsoft.com/office/2006/metadata/properties" xmlns:ns2="c55c0a6e-f420-4ba7-9d43-0d134233fce0" xmlns:ns3="e8763c87-9163-4c7d-a02c-400052ca0f00" targetNamespace="http://schemas.microsoft.com/office/2006/metadata/properties" ma:root="true" ma:fieldsID="6814bc091877d6ff6b70b1f52cfe897b" ns2:_="" ns3:_="">
     <xsd:import namespace="c55c0a6e-f420-4ba7-9d43-0d134233fce0"/>
@@ -7939,7 +7854,7 @@
 </ct:contentTypeSchema>
 </file>
 
-<file path=customXml/item2.xml><?xml version="1.0" encoding="utf-8"?>
+<file path=customXml/item4.xml><?xml version="1.0" encoding="utf-8"?>
 <p:properties xmlns:p="http://schemas.microsoft.com/office/2006/metadata/properties" xmlns:xsi="http://www.w3.org/2001/XMLSchema-instance" xmlns:pc="http://schemas.microsoft.com/office/infopath/2007/PartnerControls">
   <documentManagement>
     <lcf76f155ced4ddcb4097134ff3c332f xmlns="c55c0a6e-f420-4ba7-9d43-0d134233fce0">
@@ -7950,20 +7865,23 @@
 </p:properties>
 </file>
 
-<file path=customXml/item3.xml><?xml version="1.0" encoding="utf-8"?>
-<b:Sources xmlns:b="http://schemas.openxmlformats.org/officeDocument/2006/bibliography" xmlns="http://schemas.openxmlformats.org/officeDocument/2006/bibliography" SelectedStyle="\APASixthEditionOfficeOnline.xsl" StyleName="APA" Version="6"/>
+<file path=customXml/itemProps1.xml><?xml version="1.0" encoding="utf-8"?>
+<ds:datastoreItem xmlns:ds="http://schemas.openxmlformats.org/officeDocument/2006/customXml" ds:itemID="{3B9296C8-4714-4F91-88AD-35F241E6CC8A}">
+  <ds:schemaRefs>
+    <ds:schemaRef ds:uri="http://schemas.openxmlformats.org/officeDocument/2006/bibliography"/>
+  </ds:schemaRefs>
+</ds:datastoreItem>
 </file>
 
-<file path=customXml/item4.xml><?xml version="1.0" encoding="utf-8"?>
-<?mso-contentType ?>
-<FormTemplates xmlns="http://schemas.microsoft.com/sharepoint/v3/contenttype/forms">
-  <Display>DocumentLibraryForm</Display>
-  <Edit>DocumentLibraryForm</Edit>
-  <New>DocumentLibraryForm</New>
-</FormTemplates>
+<file path=customXml/itemProps2.xml><?xml version="1.0" encoding="utf-8"?>
+<ds:datastoreItem xmlns:ds="http://schemas.openxmlformats.org/officeDocument/2006/customXml" ds:itemID="{86325699-6882-4BCF-B351-46418D5D9AD6}">
+  <ds:schemaRefs>
+    <ds:schemaRef ds:uri="http://schemas.microsoft.com/sharepoint/v3/contenttype/forms"/>
+  </ds:schemaRefs>
+</ds:datastoreItem>
 </file>
 
-<file path=customXml/itemProps1.xml><?xml version="1.0" encoding="utf-8"?>
+<file path=customXml/itemProps3.xml><?xml version="1.0" encoding="utf-8"?>
 <ds:datastoreItem xmlns:ds="http://schemas.openxmlformats.org/officeDocument/2006/customXml" ds:itemID="{A9DF7FF7-E082-407C-9DFC-B64AA53051EF}">
   <ds:schemaRefs>
     <ds:schemaRef ds:uri="http://schemas.microsoft.com/office/2006/metadata/contentType"/>
@@ -7982,7 +7900,7 @@
 </ds:datastoreItem>
 </file>
 
-<file path=customXml/itemProps2.xml><?xml version="1.0" encoding="utf-8"?>
+<file path=customXml/itemProps4.xml><?xml version="1.0" encoding="utf-8"?>
 <ds:datastoreItem xmlns:ds="http://schemas.openxmlformats.org/officeDocument/2006/customXml" ds:itemID="{7874F512-DE94-4A0E-B023-2DCB4ABA691E}">
   <ds:schemaRefs>
     <ds:schemaRef ds:uri="http://schemas.microsoft.com/office/2006/metadata/properties"/>
@@ -7991,20 +7909,4 @@
     <ds:schemaRef ds:uri="e8763c87-9163-4c7d-a02c-400052ca0f00"/>
   </ds:schemaRefs>
 </ds:datastoreItem>
-</file>
-
-<file path=customXml/itemProps3.xml><?xml version="1.0" encoding="utf-8"?>
-<ds:datastoreItem xmlns:ds="http://schemas.openxmlformats.org/officeDocument/2006/customXml" ds:itemID="{3B9296C8-4714-4F91-88AD-35F241E6CC8A}">
-  <ds:schemaRefs>
-    <ds:schemaRef ds:uri="http://schemas.openxmlformats.org/officeDocument/2006/bibliography"/>
-  </ds:schemaRefs>
-</ds:datastoreItem>
-</file>
-
-<file path=customXml/itemProps4.xml><?xml version="1.0" encoding="utf-8"?>
-<ds:datastoreItem xmlns:ds="http://schemas.openxmlformats.org/officeDocument/2006/customXml" ds:itemID="{86325699-6882-4BCF-B351-46418D5D9AD6}">
-  <ds:schemaRefs>
-    <ds:schemaRef ds:uri="http://schemas.microsoft.com/sharepoint/v3/contenttype/forms"/>
-  </ds:schemaRefs>
-</ds:datastoreItem>
 </file>